--- a/projects/kkn-badko-blog/export/kkn-badko-blog_SRS.docx
+++ b/projects/kkn-badko-blog/export/kkn-badko-blog_SRS.docx
@@ -7,7 +7,7 @@
         <w:pStyle w:val="Title"/>
       </w:pPr>
       <w:r>
-        <w:t xml:space="preserve">SRS — kkn-badko-blog v1.1</w:t>
+        <w:t xml:space="preserve">SRS — kkn-badko-blog v1.1 (baselined)</w:t>
       </w:r>
     </w:p>
     <w:sdt>
@@ -260,7 +260,17 @@
               <w:jc w:val="left"/>
             </w:pPr>
             <w:r>
-              <w:t xml:space="preserve">Complete — §1–§3.6 generated; audited COMPLIANT (see</w:t>
+              <w:rPr>
+                <w:bCs/>
+                <w:b/>
+              </w:rPr>
+              <w:t xml:space="preserve">BASELINED</w:t>
+            </w:r>
+            <w:r>
+              <w:t xml:space="preserve"> </w:t>
+            </w:r>
+            <w:r>
+              <w:t xml:space="preserve">— audited COMPLIANT (see</w:t>
             </w:r>
             <w:r>
               <w:t xml:space="preserve"> </w:t>
@@ -272,7 +282,7 @@
               <w:t xml:space="preserve">Audit_Report.md</w:t>
             </w:r>
             <w:r>
-              <w:t xml:space="preserve">); pending M1 stakeholder ratification of Appendix A decisions</w:t>
+              <w:t xml:space="preserve">); M1 sign-off granted 2026-07-26, decisions D-01…D-04 ratified (Appendix B)</w:t>
             </w:r>
           </w:p>
         </w:tc>
@@ -14861,6 +14871,66 @@
           </w:p>
         </w:tc>
       </w:tr>
+      <w:tr>
+        <w:tc>
+          <w:tcPr/>
+          <w:p>
+            <w:pPr>
+              <w:pStyle w:val="Compact"/>
+              <w:jc w:val="left"/>
+            </w:pPr>
+            <w:r>
+              <w:t xml:space="preserve">1.1 (ratified)</w:t>
+            </w:r>
+          </w:p>
+        </w:tc>
+        <w:tc>
+          <w:tcPr/>
+          <w:p>
+            <w:pPr>
+              <w:pStyle w:val="Compact"/>
+              <w:jc w:val="left"/>
+            </w:pPr>
+            <w:r>
+              <w:t xml:space="preserve">2026-07-26</w:t>
+            </w:r>
+          </w:p>
+        </w:tc>
+        <w:tc>
+          <w:tcPr/>
+          <w:p>
+            <w:pPr>
+              <w:pStyle w:val="Compact"/>
+              <w:jc w:val="left"/>
+            </w:pPr>
+            <w:r>
+              <w:t xml:space="preserve">Project Owner</w:t>
+            </w:r>
+          </w:p>
+        </w:tc>
+        <w:tc>
+          <w:tcPr/>
+          <w:p>
+            <w:pPr>
+              <w:pStyle w:val="Compact"/>
+              <w:jc w:val="left"/>
+            </w:pPr>
+            <w:r>
+              <w:rPr>
+                <w:bCs/>
+                <w:b/>
+              </w:rPr>
+              <w:t xml:space="preserve">M1 sign-off granted.</w:t>
+            </w:r>
+            <w:r>
+              <w:t xml:space="preserve"> </w:t>
+            </w:r>
+            <w:r>
+              <w:t xml:space="preserve">Decisions D-01…D-04 ratified; baseline frozen for Phase 2.</w:t>
+            </w:r>
+          </w:p>
+        </w:tc>
+      </w:tr>
     </w:tbl>
     <w:p>
       <w:pPr>
@@ -14877,7 +14947,7 @@
         <w:t xml:space="preserve"> </w:t>
       </w:r>
       <w:r>
-        <w:t xml:space="preserve">This document is submitted for M1 (Requirements approved) sign-off per</w:t>
+        <w:t xml:space="preserve">M1 (Requirements approved) sign-off per</w:t>
       </w:r>
       <w:r>
         <w:t xml:space="preserve"> </w:t>
@@ -14892,7 +14962,20 @@
         <w:t xml:space="preserve"> </w:t>
       </w:r>
       <w:r>
-        <w:t xml:space="preserve">§6.</w:t>
+        <w:t xml:space="preserve">§6 was</w:t>
+      </w:r>
+      <w:r>
+        <w:t xml:space="preserve"> </w:t>
+      </w:r>
+      <w:r>
+        <w:rPr>
+          <w:bCs/>
+          <w:b/>
+        </w:rPr>
+        <w:t xml:space="preserve">granted on 2026-07-26</w:t>
+      </w:r>
+      <w:r>
+        <w:t xml:space="preserve">, ratifying decisions D-01…D-04 (Appendix A).</w:t>
       </w:r>
     </w:p>
     <w:tbl>
@@ -14969,19 +15052,19 @@
               <w:jc w:val="left"/>
             </w:pPr>
             <w:r>
-              <w:t xml:space="preserve">______________________</w:t>
-            </w:r>
-          </w:p>
-        </w:tc>
-        <w:tc>
-          <w:tcPr/>
-          <w:p>
-            <w:pPr>
-              <w:pStyle w:val="Compact"/>
-              <w:jc w:val="left"/>
-            </w:pPr>
-            <w:r>
-              <w:t xml:space="preserve">______________________</w:t>
+              <w:t xml:space="preserve">runsdev</w:t>
+            </w:r>
+          </w:p>
+        </w:tc>
+        <w:tc>
+          <w:tcPr/>
+          <w:p>
+            <w:pPr>
+              <w:pStyle w:val="Compact"/>
+              <w:jc w:val="left"/>
+            </w:pPr>
+            <w:r>
+              <w:t xml:space="preserve">Approved / 2026-07-26</w:t>
             </w:r>
           </w:p>
         </w:tc>
@@ -15007,19 +15090,19 @@
               <w:jc w:val="left"/>
             </w:pPr>
             <w:r>
-              <w:t xml:space="preserve">______________________</w:t>
-            </w:r>
-          </w:p>
-        </w:tc>
-        <w:tc>
-          <w:tcPr/>
-          <w:p>
-            <w:pPr>
-              <w:pStyle w:val="Compact"/>
-              <w:jc w:val="left"/>
-            </w:pPr>
-            <w:r>
-              <w:t xml:space="preserve">______________________</w:t>
+              <w:t xml:space="preserve">runsdev</w:t>
+            </w:r>
+          </w:p>
+        </w:tc>
+        <w:tc>
+          <w:tcPr/>
+          <w:p>
+            <w:pPr>
+              <w:pStyle w:val="Compact"/>
+              <w:jc w:val="left"/>
+            </w:pPr>
+            <w:r>
+              <w:t xml:space="preserve">Approved / 2026-07-26</w:t>
             </w:r>
           </w:p>
         </w:tc>
